--- a/docs/02-requisitos/Desarrollo_Norma_ISO_29148_SRS.(GASTRO-SIM).(18-10-2026).(v1.0).docx
+++ b/docs/02-requisitos/Desarrollo_Norma_ISO_29148_SRS.(GASTRO-SIM).(18-10-2026).(v1.0).docx
@@ -19,7 +19,7 @@
       <w:r>
         <w:rPr>
           <w:b/>
-          <w:color w:val="1F3A5F"/>
+          <w:color w:val="000000"/>
           <w:sz w:val="48"/>
           <w:lang w:val="es-ES"/>
         </w:rPr>
@@ -53,7 +53,7 @@
       <w:r>
         <w:rPr>
           <w:b/>
-          <w:color w:val="008A3E"/>
+          <w:color w:val="000000"/>
           <w:sz w:val="60"/>
           <w:lang w:val="es-ES"/>
         </w:rPr>
@@ -148,7 +148,7 @@
       <w:r>
         <w:rPr>
           <w:b/>
-          <w:color w:val="1F3A5F"/>
+          <w:color w:val="000000"/>
           <w:sz w:val="26"/>
         </w:rPr>
         <w:lastRenderedPageBreak/>
@@ -435,7 +435,7 @@
       <w:r>
         <w:rPr>
           <w:b/>
-          <w:color w:val="1F3A5F"/>
+          <w:color w:val="000000"/>
           <w:sz w:val="26"/>
         </w:rPr>
         <w:t>Tabla de contenido</w:t>
@@ -14843,7 +14843,7 @@
       <w:rFonts w:cs="Arial"/>
       <w:b/>
       <w:bCs/>
-      <w:color w:val="1F3A5F"/>
+      <w:color w:val="000000"/>
       <w:sz w:val="30"/>
       <w:szCs w:val="28"/>
     </w:rPr>
@@ -14867,7 +14867,7 @@
       <w:rFonts w:cs="Arial"/>
       <w:b/>
       <w:bCs/>
-      <w:color w:val="1F3A5F"/>
+      <w:color w:val="000000"/>
       <w:sz w:val="24"/>
       <w:szCs w:val="26"/>
     </w:rPr>
@@ -14891,7 +14891,7 @@
       <w:rFonts w:cs="Arial"/>
       <w:b/>
       <w:bCs/>
-      <w:color w:val="1F3A5F"/>
+      <w:color w:val="000000"/>
       <w:sz w:val="22"/>
     </w:rPr>
   </w:style>
@@ -14917,7 +14917,7 @@
       <w:bCs/>
       <w:i/>
       <w:iCs/>
-      <w:color w:val="4F81BD" w:themeColor="accent1"/>
+      <w:color w:val="000000"/>
     </w:rPr>
   </w:style>
   <w:style w:type="paragraph" w:styleId="Ttulo5">
@@ -14938,7 +14938,7 @@
     </w:pPr>
     <w:rPr>
       <w:rFonts w:asciiTheme="majorHAnsi" w:eastAsiaTheme="majorEastAsia" w:hAnsiTheme="majorHAnsi" w:cstheme="majorBidi"/>
-      <w:color w:val="243F60" w:themeColor="accent1" w:themeShade="7F"/>
+      <w:color w:val="000000"/>
     </w:rPr>
   </w:style>
   <w:style w:type="paragraph" w:styleId="Ttulo6">
@@ -14961,7 +14961,7 @@
       <w:rFonts w:asciiTheme="majorHAnsi" w:eastAsiaTheme="majorEastAsia" w:hAnsiTheme="majorHAnsi" w:cstheme="majorBidi"/>
       <w:i/>
       <w:iCs/>
-      <w:color w:val="243F60" w:themeColor="accent1" w:themeShade="7F"/>
+      <w:color w:val="000000"/>
     </w:rPr>
   </w:style>
   <w:style w:type="paragraph" w:styleId="Ttulo7">
@@ -14984,7 +14984,7 @@
       <w:rFonts w:asciiTheme="majorHAnsi" w:eastAsiaTheme="majorEastAsia" w:hAnsiTheme="majorHAnsi" w:cstheme="majorBidi"/>
       <w:i/>
       <w:iCs/>
-      <w:color w:val="404040" w:themeColor="text1" w:themeTint="BF"/>
+      <w:color w:val="000000"/>
     </w:rPr>
   </w:style>
   <w:style w:type="paragraph" w:styleId="Ttulo8">
@@ -15005,7 +15005,7 @@
     </w:pPr>
     <w:rPr>
       <w:rFonts w:asciiTheme="majorHAnsi" w:eastAsiaTheme="majorEastAsia" w:hAnsiTheme="majorHAnsi" w:cstheme="majorBidi"/>
-      <w:color w:val="4F81BD" w:themeColor="accent1"/>
+      <w:color w:val="000000"/>
       <w:sz w:val="20"/>
       <w:szCs w:val="20"/>
     </w:rPr>
@@ -15030,7 +15030,7 @@
       <w:rFonts w:asciiTheme="majorHAnsi" w:eastAsiaTheme="majorEastAsia" w:hAnsiTheme="majorHAnsi" w:cstheme="majorBidi"/>
       <w:i/>
       <w:iCs/>
-      <w:color w:val="404040" w:themeColor="text1" w:themeTint="BF"/>
+      <w:color w:val="000000"/>
       <w:sz w:val="20"/>
       <w:szCs w:val="20"/>
     </w:rPr>
@@ -15125,7 +15125,7 @@
       <w:rFonts w:asciiTheme="majorHAnsi" w:eastAsiaTheme="majorEastAsia" w:hAnsiTheme="majorHAnsi" w:cstheme="majorBidi"/>
       <w:b/>
       <w:bCs/>
-      <w:color w:val="365F91" w:themeColor="accent1" w:themeShade="BF"/>
+      <w:color w:val="000000"/>
       <w:sz w:val="28"/>
       <w:szCs w:val="28"/>
     </w:rPr>
@@ -15140,7 +15140,7 @@
       <w:rFonts w:asciiTheme="majorHAnsi" w:eastAsiaTheme="majorEastAsia" w:hAnsiTheme="majorHAnsi" w:cstheme="majorBidi"/>
       <w:b/>
       <w:bCs/>
-      <w:color w:val="4F81BD" w:themeColor="accent1"/>
+      <w:color w:val="000000"/>
       <w:sz w:val="26"/>
       <w:szCs w:val="26"/>
     </w:rPr>
@@ -15155,7 +15155,7 @@
       <w:rFonts w:asciiTheme="majorHAnsi" w:eastAsiaTheme="majorEastAsia" w:hAnsiTheme="majorHAnsi" w:cstheme="majorBidi"/>
       <w:b/>
       <w:bCs/>
-      <w:color w:val="4F81BD" w:themeColor="accent1"/>
+      <w:color w:val="000000"/>
     </w:rPr>
   </w:style>
   <w:style w:type="paragraph" w:styleId="Ttulo">
@@ -15175,7 +15175,7 @@
     </w:pPr>
     <w:rPr>
       <w:rFonts w:asciiTheme="majorHAnsi" w:eastAsiaTheme="majorEastAsia" w:hAnsiTheme="majorHAnsi" w:cstheme="majorBidi"/>
-      <w:color w:val="17365D" w:themeColor="text2" w:themeShade="BF"/>
+      <w:color w:val="000000"/>
       <w:spacing w:val="5"/>
       <w:kern w:val="28"/>
       <w:sz w:val="52"/>
@@ -15190,7 +15190,7 @@
     <w:rsid w:val="00FC693F"/>
     <w:rPr>
       <w:rFonts w:asciiTheme="majorHAnsi" w:eastAsiaTheme="majorEastAsia" w:hAnsiTheme="majorHAnsi" w:cstheme="majorBidi"/>
-      <w:color w:val="17365D" w:themeColor="text2" w:themeShade="BF"/>
+      <w:color w:val="000000"/>
       <w:spacing w:val="5"/>
       <w:kern w:val="28"/>
       <w:sz w:val="52"/>
@@ -15214,7 +15214,7 @@
       <w:rFonts w:asciiTheme="majorHAnsi" w:eastAsiaTheme="majorEastAsia" w:hAnsiTheme="majorHAnsi" w:cstheme="majorBidi"/>
       <w:i/>
       <w:iCs/>
-      <w:color w:val="4F81BD" w:themeColor="accent1"/>
+      <w:color w:val="000000"/>
       <w:spacing w:val="15"/>
       <w:sz w:val="24"/>
       <w:szCs w:val="24"/>
@@ -15230,7 +15230,7 @@
       <w:rFonts w:asciiTheme="majorHAnsi" w:eastAsiaTheme="majorEastAsia" w:hAnsiTheme="majorHAnsi" w:cstheme="majorBidi"/>
       <w:i/>
       <w:iCs/>
-      <w:color w:val="4F81BD" w:themeColor="accent1"/>
+      <w:color w:val="000000"/>
       <w:spacing w:val="15"/>
       <w:sz w:val="24"/>
       <w:szCs w:val="24"/>
@@ -15502,7 +15502,7 @@
     <w:rPr>
       <w:i/>
       <w:iCs/>
-      <w:color w:val="000000" w:themeColor="text1"/>
+      <w:color w:val="000000"/>
     </w:rPr>
   </w:style>
   <w:style w:type="character" w:customStyle="1" w:styleId="CitaCar">
@@ -15514,7 +15514,7 @@
     <w:rPr>
       <w:i/>
       <w:iCs/>
-      <w:color w:val="000000" w:themeColor="text1"/>
+      <w:color w:val="000000"/>
     </w:rPr>
   </w:style>
   <w:style w:type="character" w:customStyle="1" w:styleId="Ttulo4Car">
@@ -15530,7 +15530,7 @@
       <w:bCs/>
       <w:i/>
       <w:iCs/>
-      <w:color w:val="4F81BD" w:themeColor="accent1"/>
+      <w:color w:val="000000"/>
     </w:rPr>
   </w:style>
   <w:style w:type="character" w:customStyle="1" w:styleId="Ttulo5Car">
@@ -15542,7 +15542,7 @@
     <w:rsid w:val="00FC693F"/>
     <w:rPr>
       <w:rFonts w:asciiTheme="majorHAnsi" w:eastAsiaTheme="majorEastAsia" w:hAnsiTheme="majorHAnsi" w:cstheme="majorBidi"/>
-      <w:color w:val="243F60" w:themeColor="accent1" w:themeShade="7F"/>
+      <w:color w:val="000000"/>
     </w:rPr>
   </w:style>
   <w:style w:type="character" w:customStyle="1" w:styleId="Ttulo6Car">
@@ -15556,7 +15556,7 @@
       <w:rFonts w:asciiTheme="majorHAnsi" w:eastAsiaTheme="majorEastAsia" w:hAnsiTheme="majorHAnsi" w:cstheme="majorBidi"/>
       <w:i/>
       <w:iCs/>
-      <w:color w:val="243F60" w:themeColor="accent1" w:themeShade="7F"/>
+      <w:color w:val="000000"/>
     </w:rPr>
   </w:style>
   <w:style w:type="character" w:customStyle="1" w:styleId="Ttulo7Car">
@@ -15570,7 +15570,7 @@
       <w:rFonts w:asciiTheme="majorHAnsi" w:eastAsiaTheme="majorEastAsia" w:hAnsiTheme="majorHAnsi" w:cstheme="majorBidi"/>
       <w:i/>
       <w:iCs/>
-      <w:color w:val="404040" w:themeColor="text1" w:themeTint="BF"/>
+      <w:color w:val="000000"/>
     </w:rPr>
   </w:style>
   <w:style w:type="character" w:customStyle="1" w:styleId="Ttulo8Car">
@@ -15582,7 +15582,7 @@
     <w:rsid w:val="00FC693F"/>
     <w:rPr>
       <w:rFonts w:asciiTheme="majorHAnsi" w:eastAsiaTheme="majorEastAsia" w:hAnsiTheme="majorHAnsi" w:cstheme="majorBidi"/>
-      <w:color w:val="4F81BD" w:themeColor="accent1"/>
+      <w:color w:val="000000"/>
       <w:sz w:val="20"/>
       <w:szCs w:val="20"/>
     </w:rPr>
@@ -15598,7 +15598,7 @@
       <w:rFonts w:asciiTheme="majorHAnsi" w:eastAsiaTheme="majorEastAsia" w:hAnsiTheme="majorHAnsi" w:cstheme="majorBidi"/>
       <w:i/>
       <w:iCs/>
-      <w:color w:val="404040" w:themeColor="text1" w:themeTint="BF"/>
+      <w:color w:val="000000"/>
       <w:sz w:val="20"/>
       <w:szCs w:val="20"/>
     </w:rPr>
@@ -15618,7 +15618,7 @@
     <w:rPr>
       <w:b/>
       <w:bCs/>
-      <w:color w:val="4F81BD" w:themeColor="accent1"/>
+      <w:color w:val="000000"/>
       <w:sz w:val="18"/>
       <w:szCs w:val="18"/>
     </w:rPr>
@@ -15665,7 +15665,7 @@
       <w:bCs/>
       <w:i/>
       <w:iCs/>
-      <w:color w:val="4F81BD" w:themeColor="accent1"/>
+      <w:color w:val="000000"/>
     </w:rPr>
   </w:style>
   <w:style w:type="character" w:customStyle="1" w:styleId="CitadestacadaCar">
@@ -15679,7 +15679,7 @@
       <w:bCs/>
       <w:i/>
       <w:iCs/>
-      <w:color w:val="4F81BD" w:themeColor="accent1"/>
+      <w:color w:val="000000"/>
     </w:rPr>
   </w:style>
   <w:style w:type="character" w:styleId="nfasissutil">
@@ -15691,7 +15691,7 @@
     <w:rPr>
       <w:i/>
       <w:iCs/>
-      <w:color w:val="808080" w:themeColor="text1" w:themeTint="7F"/>
+      <w:color w:val="000000"/>
     </w:rPr>
   </w:style>
   <w:style w:type="character" w:styleId="nfasisintenso">
@@ -15705,7 +15705,7 @@
       <w:bCs/>
       <w:i/>
       <w:iCs/>
-      <w:color w:val="4F81BD" w:themeColor="accent1"/>
+      <w:color w:val="000000"/>
     </w:rPr>
   </w:style>
   <w:style w:type="character" w:styleId="Referenciasutil">
@@ -15716,7 +15716,7 @@
     <w:rsid w:val="00FC693F"/>
     <w:rPr>
       <w:smallCaps/>
-      <w:color w:val="C0504D" w:themeColor="accent2"/>
+      <w:color w:val="000000"/>
       <w:u w:val="single"/>
     </w:rPr>
   </w:style>
@@ -15730,7 +15730,7 @@
       <w:b/>
       <w:bCs/>
       <w:smallCaps/>
-      <w:color w:val="C0504D" w:themeColor="accent2"/>
+      <w:color w:val="000000"/>
       <w:spacing w:val="5"/>
       <w:u w:val="single"/>
     </w:rPr>
@@ -15789,7 +15789,7 @@
       <w:spacing w:after="0" w:line="240" w:lineRule="auto"/>
     </w:pPr>
     <w:rPr>
-      <w:color w:val="000000" w:themeColor="text1" w:themeShade="BF"/>
+      <w:color w:val="000000"/>
     </w:rPr>
     <w:tblPr>
       <w:tblStyleRowBandSize w:val="1"/>
@@ -15885,7 +15885,7 @@
       <w:spacing w:after="0" w:line="240" w:lineRule="auto"/>
     </w:pPr>
     <w:rPr>
-      <w:color w:val="365F91" w:themeColor="accent1" w:themeShade="BF"/>
+      <w:color w:val="000000"/>
     </w:rPr>
     <w:tblPr>
       <w:tblStyleRowBandSize w:val="1"/>
@@ -15981,7 +15981,7 @@
       <w:spacing w:after="0" w:line="240" w:lineRule="auto"/>
     </w:pPr>
     <w:rPr>
-      <w:color w:val="943634" w:themeColor="accent2" w:themeShade="BF"/>
+      <w:color w:val="000000"/>
     </w:rPr>
     <w:tblPr>
       <w:tblStyleRowBandSize w:val="1"/>
@@ -16077,7 +16077,7 @@
       <w:spacing w:after="0" w:line="240" w:lineRule="auto"/>
     </w:pPr>
     <w:rPr>
-      <w:color w:val="76923C" w:themeColor="accent3" w:themeShade="BF"/>
+      <w:color w:val="000000"/>
     </w:rPr>
     <w:tblPr>
       <w:tblStyleRowBandSize w:val="1"/>
@@ -16173,7 +16173,7 @@
       <w:spacing w:after="0" w:line="240" w:lineRule="auto"/>
     </w:pPr>
     <w:rPr>
-      <w:color w:val="5F497A" w:themeColor="accent4" w:themeShade="BF"/>
+      <w:color w:val="000000"/>
     </w:rPr>
     <w:tblPr>
       <w:tblStyleRowBandSize w:val="1"/>
@@ -16269,7 +16269,7 @@
       <w:spacing w:after="0" w:line="240" w:lineRule="auto"/>
     </w:pPr>
     <w:rPr>
-      <w:color w:val="31849B" w:themeColor="accent5" w:themeShade="BF"/>
+      <w:color w:val="000000"/>
     </w:rPr>
     <w:tblPr>
       <w:tblStyleRowBandSize w:val="1"/>
@@ -16365,7 +16365,7 @@
       <w:spacing w:after="0" w:line="240" w:lineRule="auto"/>
     </w:pPr>
     <w:rPr>
-      <w:color w:val="E36C0A" w:themeColor="accent6" w:themeShade="BF"/>
+      <w:color w:val="000000"/>
     </w:rPr>
     <w:tblPr>
       <w:tblStyleRowBandSize w:val="1"/>
@@ -16477,7 +16477,7 @@
       <w:rPr>
         <w:b/>
         <w:bCs/>
-        <w:color w:val="FFFFFF" w:themeColor="background1"/>
+        <w:color w:val="FFFFFF"/>
       </w:rPr>
       <w:tblPr/>
       <w:tcPr>
@@ -16562,7 +16562,7 @@
       <w:rPr>
         <w:b/>
         <w:bCs/>
-        <w:color w:val="FFFFFF" w:themeColor="background1"/>
+        <w:color w:val="FFFFFF"/>
       </w:rPr>
       <w:tblPr/>
       <w:tcPr>
@@ -16647,7 +16647,7 @@
       <w:rPr>
         <w:b/>
         <w:bCs/>
-        <w:color w:val="FFFFFF" w:themeColor="background1"/>
+        <w:color w:val="FFFFFF"/>
       </w:rPr>
       <w:tblPr/>
       <w:tcPr>
@@ -16732,7 +16732,7 @@
       <w:rPr>
         <w:b/>
         <w:bCs/>
-        <w:color w:val="FFFFFF" w:themeColor="background1"/>
+        <w:color w:val="FFFFFF"/>
       </w:rPr>
       <w:tblPr/>
       <w:tcPr>
@@ -16817,7 +16817,7 @@
       <w:rPr>
         <w:b/>
         <w:bCs/>
-        <w:color w:val="FFFFFF" w:themeColor="background1"/>
+        <w:color w:val="FFFFFF"/>
       </w:rPr>
       <w:tblPr/>
       <w:tcPr>
@@ -16902,7 +16902,7 @@
       <w:rPr>
         <w:b/>
         <w:bCs/>
-        <w:color w:val="FFFFFF" w:themeColor="background1"/>
+        <w:color w:val="FFFFFF"/>
       </w:rPr>
       <w:tblPr/>
       <w:tcPr>
@@ -16987,7 +16987,7 @@
       <w:rPr>
         <w:b/>
         <w:bCs/>
-        <w:color w:val="FFFFFF" w:themeColor="background1"/>
+        <w:color w:val="FFFFFF"/>
       </w:rPr>
       <w:tblPr/>
       <w:tcPr>
@@ -17934,7 +17934,7 @@
       <w:rPr>
         <w:b/>
         <w:bCs/>
-        <w:color w:val="FFFFFF" w:themeColor="background1"/>
+        <w:color w:val="FFFFFF"/>
       </w:rPr>
       <w:tblPr/>
       <w:tcPr>
@@ -18033,7 +18033,7 @@
       <w:rPr>
         <w:b/>
         <w:bCs/>
-        <w:color w:val="FFFFFF" w:themeColor="background1"/>
+        <w:color w:val="FFFFFF"/>
       </w:rPr>
       <w:tblPr/>
       <w:tcPr>
@@ -18132,7 +18132,7 @@
       <w:rPr>
         <w:b/>
         <w:bCs/>
-        <w:color w:val="FFFFFF" w:themeColor="background1"/>
+        <w:color w:val="FFFFFF"/>
       </w:rPr>
       <w:tblPr/>
       <w:tcPr>
@@ -18231,7 +18231,7 @@
       <w:rPr>
         <w:b/>
         <w:bCs/>
-        <w:color w:val="FFFFFF" w:themeColor="background1"/>
+        <w:color w:val="FFFFFF"/>
       </w:rPr>
       <w:tblPr/>
       <w:tcPr>
@@ -18330,7 +18330,7 @@
       <w:rPr>
         <w:b/>
         <w:bCs/>
-        <w:color w:val="FFFFFF" w:themeColor="background1"/>
+        <w:color w:val="FFFFFF"/>
       </w:rPr>
       <w:tblPr/>
       <w:tcPr>
@@ -18429,7 +18429,7 @@
       <w:rPr>
         <w:b/>
         <w:bCs/>
-        <w:color w:val="FFFFFF" w:themeColor="background1"/>
+        <w:color w:val="FFFFFF"/>
       </w:rPr>
       <w:tblPr/>
       <w:tcPr>
@@ -18528,7 +18528,7 @@
       <w:rPr>
         <w:b/>
         <w:bCs/>
-        <w:color w:val="FFFFFF" w:themeColor="background1"/>
+        <w:color w:val="FFFFFF"/>
       </w:rPr>
       <w:tblPr/>
       <w:tcPr>
@@ -18624,7 +18624,7 @@
       <w:rPr>
         <w:b/>
         <w:bCs/>
-        <w:color w:val="FFFFFF" w:themeColor="background1"/>
+        <w:color w:val="FFFFFF"/>
       </w:rPr>
       <w:tblPr/>
       <w:tcPr>
@@ -18663,7 +18663,7 @@
       <w:rPr>
         <w:b/>
         <w:bCs/>
-        <w:color w:val="FFFFFF" w:themeColor="background1"/>
+        <w:color w:val="FFFFFF"/>
       </w:rPr>
       <w:tblPr/>
       <w:tcPr>
@@ -18682,7 +18682,7 @@
       <w:rPr>
         <w:b/>
         <w:bCs/>
-        <w:color w:val="FFFFFF" w:themeColor="background1"/>
+        <w:color w:val="FFFFFF"/>
       </w:rPr>
       <w:tblPr/>
       <w:tcPr>
@@ -18728,7 +18728,7 @@
     </w:tblStylePr>
     <w:tblStylePr w:type="nwCell">
       <w:rPr>
-        <w:color w:val="FFFFFF" w:themeColor="background1"/>
+        <w:color w:val="FFFFFF"/>
       </w:rPr>
       <w:tblPr/>
       <w:tcPr>
@@ -18766,7 +18766,7 @@
       <w:rPr>
         <w:b/>
         <w:bCs/>
-        <w:color w:val="FFFFFF" w:themeColor="background1"/>
+        <w:color w:val="FFFFFF"/>
       </w:rPr>
       <w:tblPr/>
       <w:tcPr>
@@ -18805,7 +18805,7 @@
       <w:rPr>
         <w:b/>
         <w:bCs/>
-        <w:color w:val="FFFFFF" w:themeColor="background1"/>
+        <w:color w:val="FFFFFF"/>
       </w:rPr>
       <w:tblPr/>
       <w:tcPr>
@@ -18824,7 +18824,7 @@
       <w:rPr>
         <w:b/>
         <w:bCs/>
-        <w:color w:val="FFFFFF" w:themeColor="background1"/>
+        <w:color w:val="FFFFFF"/>
       </w:rPr>
       <w:tblPr/>
       <w:tcPr>
@@ -18870,7 +18870,7 @@
     </w:tblStylePr>
     <w:tblStylePr w:type="nwCell">
       <w:rPr>
-        <w:color w:val="FFFFFF" w:themeColor="background1"/>
+        <w:color w:val="FFFFFF"/>
       </w:rPr>
       <w:tblPr/>
       <w:tcPr>
@@ -18908,7 +18908,7 @@
       <w:rPr>
         <w:b/>
         <w:bCs/>
-        <w:color w:val="FFFFFF" w:themeColor="background1"/>
+        <w:color w:val="FFFFFF"/>
       </w:rPr>
       <w:tblPr/>
       <w:tcPr>
@@ -18947,7 +18947,7 @@
       <w:rPr>
         <w:b/>
         <w:bCs/>
-        <w:color w:val="FFFFFF" w:themeColor="background1"/>
+        <w:color w:val="FFFFFF"/>
       </w:rPr>
       <w:tblPr/>
       <w:tcPr>
@@ -18966,7 +18966,7 @@
       <w:rPr>
         <w:b/>
         <w:bCs/>
-        <w:color w:val="FFFFFF" w:themeColor="background1"/>
+        <w:color w:val="FFFFFF"/>
       </w:rPr>
       <w:tblPr/>
       <w:tcPr>
@@ -19012,7 +19012,7 @@
     </w:tblStylePr>
     <w:tblStylePr w:type="nwCell">
       <w:rPr>
-        <w:color w:val="FFFFFF" w:themeColor="background1"/>
+        <w:color w:val="FFFFFF"/>
       </w:rPr>
       <w:tblPr/>
       <w:tcPr>
@@ -19050,7 +19050,7 @@
       <w:rPr>
         <w:b/>
         <w:bCs/>
-        <w:color w:val="FFFFFF" w:themeColor="background1"/>
+        <w:color w:val="FFFFFF"/>
       </w:rPr>
       <w:tblPr/>
       <w:tcPr>
@@ -19089,7 +19089,7 @@
       <w:rPr>
         <w:b/>
         <w:bCs/>
-        <w:color w:val="FFFFFF" w:themeColor="background1"/>
+        <w:color w:val="FFFFFF"/>
       </w:rPr>
       <w:tblPr/>
       <w:tcPr>
@@ -19108,7 +19108,7 @@
       <w:rPr>
         <w:b/>
         <w:bCs/>
-        <w:color w:val="FFFFFF" w:themeColor="background1"/>
+        <w:color w:val="FFFFFF"/>
       </w:rPr>
       <w:tblPr/>
       <w:tcPr>
@@ -19154,7 +19154,7 @@
     </w:tblStylePr>
     <w:tblStylePr w:type="nwCell">
       <w:rPr>
-        <w:color w:val="FFFFFF" w:themeColor="background1"/>
+        <w:color w:val="FFFFFF"/>
       </w:rPr>
       <w:tblPr/>
       <w:tcPr>
@@ -19192,7 +19192,7 @@
       <w:rPr>
         <w:b/>
         <w:bCs/>
-        <w:color w:val="FFFFFF" w:themeColor="background1"/>
+        <w:color w:val="FFFFFF"/>
       </w:rPr>
       <w:tblPr/>
       <w:tcPr>
@@ -19231,7 +19231,7 @@
       <w:rPr>
         <w:b/>
         <w:bCs/>
-        <w:color w:val="FFFFFF" w:themeColor="background1"/>
+        <w:color w:val="FFFFFF"/>
       </w:rPr>
       <w:tblPr/>
       <w:tcPr>
@@ -19250,7 +19250,7 @@
       <w:rPr>
         <w:b/>
         <w:bCs/>
-        <w:color w:val="FFFFFF" w:themeColor="background1"/>
+        <w:color w:val="FFFFFF"/>
       </w:rPr>
       <w:tblPr/>
       <w:tcPr>
@@ -19296,7 +19296,7 @@
     </w:tblStylePr>
     <w:tblStylePr w:type="nwCell">
       <w:rPr>
-        <w:color w:val="FFFFFF" w:themeColor="background1"/>
+        <w:color w:val="FFFFFF"/>
       </w:rPr>
       <w:tblPr/>
       <w:tcPr>
@@ -19334,7 +19334,7 @@
       <w:rPr>
         <w:b/>
         <w:bCs/>
-        <w:color w:val="FFFFFF" w:themeColor="background1"/>
+        <w:color w:val="FFFFFF"/>
       </w:rPr>
       <w:tblPr/>
       <w:tcPr>
@@ -19373,7 +19373,7 @@
       <w:rPr>
         <w:b/>
         <w:bCs/>
-        <w:color w:val="FFFFFF" w:themeColor="background1"/>
+        <w:color w:val="FFFFFF"/>
       </w:rPr>
       <w:tblPr/>
       <w:tcPr>
@@ -19392,7 +19392,7 @@
       <w:rPr>
         <w:b/>
         <w:bCs/>
-        <w:color w:val="FFFFFF" w:themeColor="background1"/>
+        <w:color w:val="FFFFFF"/>
       </w:rPr>
       <w:tblPr/>
       <w:tcPr>
@@ -19438,7 +19438,7 @@
     </w:tblStylePr>
     <w:tblStylePr w:type="nwCell">
       <w:rPr>
-        <w:color w:val="FFFFFF" w:themeColor="background1"/>
+        <w:color w:val="FFFFFF"/>
       </w:rPr>
       <w:tblPr/>
       <w:tcPr>
@@ -19476,7 +19476,7 @@
       <w:rPr>
         <w:b/>
         <w:bCs/>
-        <w:color w:val="FFFFFF" w:themeColor="background1"/>
+        <w:color w:val="FFFFFF"/>
       </w:rPr>
       <w:tblPr/>
       <w:tcPr>
@@ -19515,7 +19515,7 @@
       <w:rPr>
         <w:b/>
         <w:bCs/>
-        <w:color w:val="FFFFFF" w:themeColor="background1"/>
+        <w:color w:val="FFFFFF"/>
       </w:rPr>
       <w:tblPr/>
       <w:tcPr>
@@ -19534,7 +19534,7 @@
       <w:rPr>
         <w:b/>
         <w:bCs/>
-        <w:color w:val="FFFFFF" w:themeColor="background1"/>
+        <w:color w:val="FFFFFF"/>
       </w:rPr>
       <w:tblPr/>
       <w:tcPr>
@@ -19580,7 +19580,7 @@
     </w:tblStylePr>
     <w:tblStylePr w:type="nwCell">
       <w:rPr>
-        <w:color w:val="FFFFFF" w:themeColor="background1"/>
+        <w:color w:val="FFFFFF"/>
       </w:rPr>
       <w:tblPr/>
       <w:tcPr>
@@ -19604,7 +19604,7 @@
       <w:spacing w:after="0" w:line="240" w:lineRule="auto"/>
     </w:pPr>
     <w:rPr>
-      <w:color w:val="000000" w:themeColor="text1"/>
+      <w:color w:val="000000"/>
     </w:rPr>
     <w:tblPr>
       <w:tblStyleRowBandSize w:val="1"/>
@@ -19630,7 +19630,7 @@
       <w:rPr>
         <w:b/>
         <w:bCs/>
-        <w:color w:val="1F497D" w:themeColor="text2"/>
+        <w:color w:val="000000"/>
       </w:rPr>
       <w:tblPr/>
       <w:tcPr>
@@ -19681,7 +19681,7 @@
       <w:spacing w:after="0" w:line="240" w:lineRule="auto"/>
     </w:pPr>
     <w:rPr>
-      <w:color w:val="000000" w:themeColor="text1"/>
+      <w:color w:val="000000"/>
     </w:rPr>
     <w:tblPr>
       <w:tblStyleRowBandSize w:val="1"/>
@@ -19707,7 +19707,7 @@
       <w:rPr>
         <w:b/>
         <w:bCs/>
-        <w:color w:val="1F497D" w:themeColor="text2"/>
+        <w:color w:val="000000"/>
       </w:rPr>
       <w:tblPr/>
       <w:tcPr>
@@ -19758,7 +19758,7 @@
       <w:spacing w:after="0" w:line="240" w:lineRule="auto"/>
     </w:pPr>
     <w:rPr>
-      <w:color w:val="000000" w:themeColor="text1"/>
+      <w:color w:val="000000"/>
     </w:rPr>
     <w:tblPr>
       <w:tblStyleRowBandSize w:val="1"/>
@@ -19784,7 +19784,7 @@
       <w:rPr>
         <w:b/>
         <w:bCs/>
-        <w:color w:val="1F497D" w:themeColor="text2"/>
+        <w:color w:val="000000"/>
       </w:rPr>
       <w:tblPr/>
       <w:tcPr>
@@ -19835,7 +19835,7 @@
       <w:spacing w:after="0" w:line="240" w:lineRule="auto"/>
     </w:pPr>
     <w:rPr>
-      <w:color w:val="000000" w:themeColor="text1"/>
+      <w:color w:val="000000"/>
     </w:rPr>
     <w:tblPr>
       <w:tblStyleRowBandSize w:val="1"/>
@@ -19861,7 +19861,7 @@
       <w:rPr>
         <w:b/>
         <w:bCs/>
-        <w:color w:val="1F497D" w:themeColor="text2"/>
+        <w:color w:val="000000"/>
       </w:rPr>
       <w:tblPr/>
       <w:tcPr>
@@ -19912,7 +19912,7 @@
       <w:spacing w:after="0" w:line="240" w:lineRule="auto"/>
     </w:pPr>
     <w:rPr>
-      <w:color w:val="000000" w:themeColor="text1"/>
+      <w:color w:val="000000"/>
     </w:rPr>
     <w:tblPr>
       <w:tblStyleRowBandSize w:val="1"/>
@@ -19938,7 +19938,7 @@
       <w:rPr>
         <w:b/>
         <w:bCs/>
-        <w:color w:val="1F497D" w:themeColor="text2"/>
+        <w:color w:val="000000"/>
       </w:rPr>
       <w:tblPr/>
       <w:tcPr>
@@ -19989,7 +19989,7 @@
       <w:spacing w:after="0" w:line="240" w:lineRule="auto"/>
     </w:pPr>
     <w:rPr>
-      <w:color w:val="000000" w:themeColor="text1"/>
+      <w:color w:val="000000"/>
     </w:rPr>
     <w:tblPr>
       <w:tblStyleRowBandSize w:val="1"/>
@@ -20015,7 +20015,7 @@
       <w:rPr>
         <w:b/>
         <w:bCs/>
-        <w:color w:val="1F497D" w:themeColor="text2"/>
+        <w:color w:val="000000"/>
       </w:rPr>
       <w:tblPr/>
       <w:tcPr>
@@ -20066,7 +20066,7 @@
       <w:spacing w:after="0" w:line="240" w:lineRule="auto"/>
     </w:pPr>
     <w:rPr>
-      <w:color w:val="000000" w:themeColor="text1"/>
+      <w:color w:val="000000"/>
     </w:rPr>
     <w:tblPr>
       <w:tblStyleRowBandSize w:val="1"/>
@@ -20092,7 +20092,7 @@
       <w:rPr>
         <w:b/>
         <w:bCs/>
-        <w:color w:val="1F497D" w:themeColor="text2"/>
+        <w:color w:val="000000"/>
       </w:rPr>
       <w:tblPr/>
       <w:tcPr>
@@ -20144,7 +20144,7 @@
     </w:pPr>
     <w:rPr>
       <w:rFonts w:asciiTheme="majorHAnsi" w:eastAsiaTheme="majorEastAsia" w:hAnsiTheme="majorHAnsi" w:cstheme="majorBidi"/>
-      <w:color w:val="000000" w:themeColor="text1"/>
+      <w:color w:val="000000"/>
     </w:rPr>
     <w:tblPr>
       <w:tblStyleRowBandSize w:val="1"/>
@@ -20265,7 +20265,7 @@
     </w:pPr>
     <w:rPr>
       <w:rFonts w:asciiTheme="majorHAnsi" w:eastAsiaTheme="majorEastAsia" w:hAnsiTheme="majorHAnsi" w:cstheme="majorBidi"/>
-      <w:color w:val="000000" w:themeColor="text1"/>
+      <w:color w:val="000000"/>
     </w:rPr>
     <w:tblPr>
       <w:tblStyleRowBandSize w:val="1"/>
@@ -20386,7 +20386,7 @@
     </w:pPr>
     <w:rPr>
       <w:rFonts w:asciiTheme="majorHAnsi" w:eastAsiaTheme="majorEastAsia" w:hAnsiTheme="majorHAnsi" w:cstheme="majorBidi"/>
-      <w:color w:val="000000" w:themeColor="text1"/>
+      <w:color w:val="000000"/>
     </w:rPr>
     <w:tblPr>
       <w:tblStyleRowBandSize w:val="1"/>
@@ -20507,7 +20507,7 @@
     </w:pPr>
     <w:rPr>
       <w:rFonts w:asciiTheme="majorHAnsi" w:eastAsiaTheme="majorEastAsia" w:hAnsiTheme="majorHAnsi" w:cstheme="majorBidi"/>
-      <w:color w:val="000000" w:themeColor="text1"/>
+      <w:color w:val="000000"/>
     </w:rPr>
     <w:tblPr>
       <w:tblStyleRowBandSize w:val="1"/>
@@ -20628,7 +20628,7 @@
     </w:pPr>
     <w:rPr>
       <w:rFonts w:asciiTheme="majorHAnsi" w:eastAsiaTheme="majorEastAsia" w:hAnsiTheme="majorHAnsi" w:cstheme="majorBidi"/>
-      <w:color w:val="000000" w:themeColor="text1"/>
+      <w:color w:val="000000"/>
     </w:rPr>
     <w:tblPr>
       <w:tblStyleRowBandSize w:val="1"/>
@@ -20749,7 +20749,7 @@
     </w:pPr>
     <w:rPr>
       <w:rFonts w:asciiTheme="majorHAnsi" w:eastAsiaTheme="majorEastAsia" w:hAnsiTheme="majorHAnsi" w:cstheme="majorBidi"/>
-      <w:color w:val="000000" w:themeColor="text1"/>
+      <w:color w:val="000000"/>
     </w:rPr>
     <w:tblPr>
       <w:tblStyleRowBandSize w:val="1"/>
@@ -20870,7 +20870,7 @@
     </w:pPr>
     <w:rPr>
       <w:rFonts w:asciiTheme="majorHAnsi" w:eastAsiaTheme="majorEastAsia" w:hAnsiTheme="majorHAnsi" w:cstheme="majorBidi"/>
-      <w:color w:val="000000" w:themeColor="text1"/>
+      <w:color w:val="000000"/>
     </w:rPr>
     <w:tblPr>
       <w:tblStyleRowBandSize w:val="1"/>
@@ -21453,7 +21453,7 @@
     </w:pPr>
     <w:rPr>
       <w:rFonts w:asciiTheme="majorHAnsi" w:eastAsiaTheme="majorEastAsia" w:hAnsiTheme="majorHAnsi" w:cstheme="majorBidi"/>
-      <w:color w:val="000000" w:themeColor="text1"/>
+      <w:color w:val="000000"/>
     </w:rPr>
     <w:tblPr>
       <w:tblStyleRowBandSize w:val="1"/>
@@ -21474,7 +21474,7 @@
       <w:rPr>
         <w:b/>
         <w:bCs/>
-        <w:color w:val="000000" w:themeColor="text1"/>
+        <w:color w:val="000000"/>
       </w:rPr>
       <w:tblPr/>
       <w:tcPr>
@@ -21485,7 +21485,7 @@
       <w:rPr>
         <w:b/>
         <w:bCs/>
-        <w:color w:val="000000" w:themeColor="text1"/>
+        <w:color w:val="000000"/>
       </w:rPr>
       <w:tblPr/>
       <w:tcPr>
@@ -21504,7 +21504,7 @@
       <w:rPr>
         <w:b/>
         <w:bCs/>
-        <w:color w:val="000000" w:themeColor="text1"/>
+        <w:color w:val="000000"/>
       </w:rPr>
       <w:tblPr/>
       <w:tcPr>
@@ -21523,7 +21523,7 @@
       <w:rPr>
         <w:b w:val="0"/>
         <w:bCs w:val="0"/>
-        <w:color w:val="000000" w:themeColor="text1"/>
+        <w:color w:val="000000"/>
       </w:rPr>
       <w:tblPr/>
       <w:tcPr>
@@ -21571,7 +21571,7 @@
     </w:pPr>
     <w:rPr>
       <w:rFonts w:asciiTheme="majorHAnsi" w:eastAsiaTheme="majorEastAsia" w:hAnsiTheme="majorHAnsi" w:cstheme="majorBidi"/>
-      <w:color w:val="000000" w:themeColor="text1"/>
+      <w:color w:val="000000"/>
     </w:rPr>
     <w:tblPr>
       <w:tblStyleRowBandSize w:val="1"/>
@@ -21592,7 +21592,7 @@
       <w:rPr>
         <w:b/>
         <w:bCs/>
-        <w:color w:val="000000" w:themeColor="text1"/>
+        <w:color w:val="000000"/>
       </w:rPr>
       <w:tblPr/>
       <w:tcPr>
@@ -21603,7 +21603,7 @@
       <w:rPr>
         <w:b/>
         <w:bCs/>
-        <w:color w:val="000000" w:themeColor="text1"/>
+        <w:color w:val="000000"/>
       </w:rPr>
       <w:tblPr/>
       <w:tcPr>
@@ -21622,7 +21622,7 @@
       <w:rPr>
         <w:b/>
         <w:bCs/>
-        <w:color w:val="000000" w:themeColor="text1"/>
+        <w:color w:val="000000"/>
       </w:rPr>
       <w:tblPr/>
       <w:tcPr>
@@ -21641,7 +21641,7 @@
       <w:rPr>
         <w:b w:val="0"/>
         <w:bCs w:val="0"/>
-        <w:color w:val="000000" w:themeColor="text1"/>
+        <w:color w:val="000000"/>
       </w:rPr>
       <w:tblPr/>
       <w:tcPr>
@@ -21689,7 +21689,7 @@
     </w:pPr>
     <w:rPr>
       <w:rFonts w:asciiTheme="majorHAnsi" w:eastAsiaTheme="majorEastAsia" w:hAnsiTheme="majorHAnsi" w:cstheme="majorBidi"/>
-      <w:color w:val="000000" w:themeColor="text1"/>
+      <w:color w:val="000000"/>
     </w:rPr>
     <w:tblPr>
       <w:tblStyleRowBandSize w:val="1"/>
@@ -21710,7 +21710,7 @@
       <w:rPr>
         <w:b/>
         <w:bCs/>
-        <w:color w:val="000000" w:themeColor="text1"/>
+        <w:color w:val="000000"/>
       </w:rPr>
       <w:tblPr/>
       <w:tcPr>
@@ -21721,7 +21721,7 @@
       <w:rPr>
         <w:b/>
         <w:bCs/>
-        <w:color w:val="000000" w:themeColor="text1"/>
+        <w:color w:val="000000"/>
       </w:rPr>
       <w:tblPr/>
       <w:tcPr>
@@ -21740,7 +21740,7 @@
       <w:rPr>
         <w:b/>
         <w:bCs/>
-        <w:color w:val="000000" w:themeColor="text1"/>
+        <w:color w:val="000000"/>
       </w:rPr>
       <w:tblPr/>
       <w:tcPr>
@@ -21759,7 +21759,7 @@
       <w:rPr>
         <w:b w:val="0"/>
         <w:bCs w:val="0"/>
-        <w:color w:val="000000" w:themeColor="text1"/>
+        <w:color w:val="000000"/>
       </w:rPr>
       <w:tblPr/>
       <w:tcPr>
@@ -21807,7 +21807,7 @@
     </w:pPr>
     <w:rPr>
       <w:rFonts w:asciiTheme="majorHAnsi" w:eastAsiaTheme="majorEastAsia" w:hAnsiTheme="majorHAnsi" w:cstheme="majorBidi"/>
-      <w:color w:val="000000" w:themeColor="text1"/>
+      <w:color w:val="000000"/>
     </w:rPr>
     <w:tblPr>
       <w:tblStyleRowBandSize w:val="1"/>
@@ -21828,7 +21828,7 @@
       <w:rPr>
         <w:b/>
         <w:bCs/>
-        <w:color w:val="000000" w:themeColor="text1"/>
+        <w:color w:val="000000"/>
       </w:rPr>
       <w:tblPr/>
       <w:tcPr>
@@ -21839,7 +21839,7 @@
       <w:rPr>
         <w:b/>
         <w:bCs/>
-        <w:color w:val="000000" w:themeColor="text1"/>
+        <w:color w:val="000000"/>
       </w:rPr>
       <w:tblPr/>
       <w:tcPr>
@@ -21858,7 +21858,7 @@
       <w:rPr>
         <w:b/>
         <w:bCs/>
-        <w:color w:val="000000" w:themeColor="text1"/>
+        <w:color w:val="000000"/>
       </w:rPr>
       <w:tblPr/>
       <w:tcPr>
@@ -21877,7 +21877,7 @@
       <w:rPr>
         <w:b w:val="0"/>
         <w:bCs w:val="0"/>
-        <w:color w:val="000000" w:themeColor="text1"/>
+        <w:color w:val="000000"/>
       </w:rPr>
       <w:tblPr/>
       <w:tcPr>
@@ -21925,7 +21925,7 @@
     </w:pPr>
     <w:rPr>
       <w:rFonts w:asciiTheme="majorHAnsi" w:eastAsiaTheme="majorEastAsia" w:hAnsiTheme="majorHAnsi" w:cstheme="majorBidi"/>
-      <w:color w:val="000000" w:themeColor="text1"/>
+      <w:color w:val="000000"/>
     </w:rPr>
     <w:tblPr>
       <w:tblStyleRowBandSize w:val="1"/>
@@ -21946,7 +21946,7 @@
       <w:rPr>
         <w:b/>
         <w:bCs/>
-        <w:color w:val="000000" w:themeColor="text1"/>
+        <w:color w:val="000000"/>
       </w:rPr>
       <w:tblPr/>
       <w:tcPr>
@@ -21957,7 +21957,7 @@
       <w:rPr>
         <w:b/>
         <w:bCs/>
-        <w:color w:val="000000" w:themeColor="text1"/>
+        <w:color w:val="000000"/>
       </w:rPr>
       <w:tblPr/>
       <w:tcPr>
@@ -21976,7 +21976,7 @@
       <w:rPr>
         <w:b/>
         <w:bCs/>
-        <w:color w:val="000000" w:themeColor="text1"/>
+        <w:color w:val="000000"/>
       </w:rPr>
       <w:tblPr/>
       <w:tcPr>
@@ -21995,7 +21995,7 @@
       <w:rPr>
         <w:b w:val="0"/>
         <w:bCs w:val="0"/>
-        <w:color w:val="000000" w:themeColor="text1"/>
+        <w:color w:val="000000"/>
       </w:rPr>
       <w:tblPr/>
       <w:tcPr>
@@ -22043,7 +22043,7 @@
     </w:pPr>
     <w:rPr>
       <w:rFonts w:asciiTheme="majorHAnsi" w:eastAsiaTheme="majorEastAsia" w:hAnsiTheme="majorHAnsi" w:cstheme="majorBidi"/>
-      <w:color w:val="000000" w:themeColor="text1"/>
+      <w:color w:val="000000"/>
     </w:rPr>
     <w:tblPr>
       <w:tblStyleRowBandSize w:val="1"/>
@@ -22064,7 +22064,7 @@
       <w:rPr>
         <w:b/>
         <w:bCs/>
-        <w:color w:val="000000" w:themeColor="text1"/>
+        <w:color w:val="000000"/>
       </w:rPr>
       <w:tblPr/>
       <w:tcPr>
@@ -22075,7 +22075,7 @@
       <w:rPr>
         <w:b/>
         <w:bCs/>
-        <w:color w:val="000000" w:themeColor="text1"/>
+        <w:color w:val="000000"/>
       </w:rPr>
       <w:tblPr/>
       <w:tcPr>
@@ -22094,7 +22094,7 @@
       <w:rPr>
         <w:b/>
         <w:bCs/>
-        <w:color w:val="000000" w:themeColor="text1"/>
+        <w:color w:val="000000"/>
       </w:rPr>
       <w:tblPr/>
       <w:tcPr>
@@ -22113,7 +22113,7 @@
       <w:rPr>
         <w:b w:val="0"/>
         <w:bCs w:val="0"/>
-        <w:color w:val="000000" w:themeColor="text1"/>
+        <w:color w:val="000000"/>
       </w:rPr>
       <w:tblPr/>
       <w:tcPr>
@@ -22161,7 +22161,7 @@
     </w:pPr>
     <w:rPr>
       <w:rFonts w:asciiTheme="majorHAnsi" w:eastAsiaTheme="majorEastAsia" w:hAnsiTheme="majorHAnsi" w:cstheme="majorBidi"/>
-      <w:color w:val="000000" w:themeColor="text1"/>
+      <w:color w:val="000000"/>
     </w:rPr>
     <w:tblPr>
       <w:tblStyleRowBandSize w:val="1"/>
@@ -22182,7 +22182,7 @@
       <w:rPr>
         <w:b/>
         <w:bCs/>
-        <w:color w:val="000000" w:themeColor="text1"/>
+        <w:color w:val="000000"/>
       </w:rPr>
       <w:tblPr/>
       <w:tcPr>
@@ -22193,7 +22193,7 @@
       <w:rPr>
         <w:b/>
         <w:bCs/>
-        <w:color w:val="000000" w:themeColor="text1"/>
+        <w:color w:val="000000"/>
       </w:rPr>
       <w:tblPr/>
       <w:tcPr>
@@ -22212,7 +22212,7 @@
       <w:rPr>
         <w:b/>
         <w:bCs/>
-        <w:color w:val="000000" w:themeColor="text1"/>
+        <w:color w:val="000000"/>
       </w:rPr>
       <w:tblPr/>
       <w:tcPr>
@@ -22231,7 +22231,7 @@
       <w:rPr>
         <w:b w:val="0"/>
         <w:bCs w:val="0"/>
-        <w:color w:val="000000" w:themeColor="text1"/>
+        <w:color w:val="000000"/>
       </w:rPr>
       <w:tblPr/>
       <w:tcPr>
@@ -22298,7 +22298,7 @@
         <w:bCs/>
         <w:i w:val="0"/>
         <w:iCs w:val="0"/>
-        <w:color w:val="FFFFFF" w:themeColor="background1"/>
+        <w:color w:val="FFFFFF"/>
       </w:rPr>
       <w:tblPr/>
       <w:tcPr>
@@ -22319,7 +22319,7 @@
         <w:bCs/>
         <w:i w:val="0"/>
         <w:iCs w:val="0"/>
-        <w:color w:val="FFFFFF" w:themeColor="background1"/>
+        <w:color w:val="FFFFFF"/>
       </w:rPr>
       <w:tblPr/>
       <w:tcPr>
@@ -22340,7 +22340,7 @@
         <w:bCs/>
         <w:i w:val="0"/>
         <w:iCs w:val="0"/>
-        <w:color w:val="FFFFFF" w:themeColor="background1"/>
+        <w:color w:val="FFFFFF"/>
       </w:rPr>
       <w:tblPr/>
       <w:tcPr>
@@ -22359,7 +22359,7 @@
         <w:bCs/>
         <w:i w:val="0"/>
         <w:iCs w:val="0"/>
-        <w:color w:val="FFFFFF" w:themeColor="background1"/>
+        <w:color w:val="FFFFFF"/>
       </w:rPr>
       <w:tblPr/>
       <w:tcPr>
@@ -22432,7 +22432,7 @@
         <w:bCs/>
         <w:i w:val="0"/>
         <w:iCs w:val="0"/>
-        <w:color w:val="FFFFFF" w:themeColor="background1"/>
+        <w:color w:val="FFFFFF"/>
       </w:rPr>
       <w:tblPr/>
       <w:tcPr>
@@ -22453,7 +22453,7 @@
         <w:bCs/>
         <w:i w:val="0"/>
         <w:iCs w:val="0"/>
-        <w:color w:val="FFFFFF" w:themeColor="background1"/>
+        <w:color w:val="FFFFFF"/>
       </w:rPr>
       <w:tblPr/>
       <w:tcPr>
@@ -22474,7 +22474,7 @@
         <w:bCs/>
         <w:i w:val="0"/>
         <w:iCs w:val="0"/>
-        <w:color w:val="FFFFFF" w:themeColor="background1"/>
+        <w:color w:val="FFFFFF"/>
       </w:rPr>
       <w:tblPr/>
       <w:tcPr>
@@ -22493,7 +22493,7 @@
         <w:bCs/>
         <w:i w:val="0"/>
         <w:iCs w:val="0"/>
-        <w:color w:val="FFFFFF" w:themeColor="background1"/>
+        <w:color w:val="FFFFFF"/>
       </w:rPr>
       <w:tblPr/>
       <w:tcPr>
@@ -22566,7 +22566,7 @@
         <w:bCs/>
         <w:i w:val="0"/>
         <w:iCs w:val="0"/>
-        <w:color w:val="FFFFFF" w:themeColor="background1"/>
+        <w:color w:val="FFFFFF"/>
       </w:rPr>
       <w:tblPr/>
       <w:tcPr>
@@ -22587,7 +22587,7 @@
         <w:bCs/>
         <w:i w:val="0"/>
         <w:iCs w:val="0"/>
-        <w:color w:val="FFFFFF" w:themeColor="background1"/>
+        <w:color w:val="FFFFFF"/>
       </w:rPr>
       <w:tblPr/>
       <w:tcPr>
@@ -22608,7 +22608,7 @@
         <w:bCs/>
         <w:i w:val="0"/>
         <w:iCs w:val="0"/>
-        <w:color w:val="FFFFFF" w:themeColor="background1"/>
+        <w:color w:val="FFFFFF"/>
       </w:rPr>
       <w:tblPr/>
       <w:tcPr>
@@ -22627,7 +22627,7 @@
         <w:bCs/>
         <w:i w:val="0"/>
         <w:iCs w:val="0"/>
-        <w:color w:val="FFFFFF" w:themeColor="background1"/>
+        <w:color w:val="FFFFFF"/>
       </w:rPr>
       <w:tblPr/>
       <w:tcPr>
@@ -22700,7 +22700,7 @@
         <w:bCs/>
         <w:i w:val="0"/>
         <w:iCs w:val="0"/>
-        <w:color w:val="FFFFFF" w:themeColor="background1"/>
+        <w:color w:val="FFFFFF"/>
       </w:rPr>
       <w:tblPr/>
       <w:tcPr>
@@ -22721,7 +22721,7 @@
         <w:bCs/>
         <w:i w:val="0"/>
         <w:iCs w:val="0"/>
-        <w:color w:val="FFFFFF" w:themeColor="background1"/>
+        <w:color w:val="FFFFFF"/>
       </w:rPr>
       <w:tblPr/>
       <w:tcPr>
@@ -22742,7 +22742,7 @@
         <w:bCs/>
         <w:i w:val="0"/>
         <w:iCs w:val="0"/>
-        <w:color w:val="FFFFFF" w:themeColor="background1"/>
+        <w:color w:val="FFFFFF"/>
       </w:rPr>
       <w:tblPr/>
       <w:tcPr>
@@ -22761,7 +22761,7 @@
         <w:bCs/>
         <w:i w:val="0"/>
         <w:iCs w:val="0"/>
-        <w:color w:val="FFFFFF" w:themeColor="background1"/>
+        <w:color w:val="FFFFFF"/>
       </w:rPr>
       <w:tblPr/>
       <w:tcPr>
@@ -22834,7 +22834,7 @@
         <w:bCs/>
         <w:i w:val="0"/>
         <w:iCs w:val="0"/>
-        <w:color w:val="FFFFFF" w:themeColor="background1"/>
+        <w:color w:val="FFFFFF"/>
       </w:rPr>
       <w:tblPr/>
       <w:tcPr>
@@ -22855,7 +22855,7 @@
         <w:bCs/>
         <w:i w:val="0"/>
         <w:iCs w:val="0"/>
-        <w:color w:val="FFFFFF" w:themeColor="background1"/>
+        <w:color w:val="FFFFFF"/>
       </w:rPr>
       <w:tblPr/>
       <w:tcPr>
@@ -22876,7 +22876,7 @@
         <w:bCs/>
         <w:i w:val="0"/>
         <w:iCs w:val="0"/>
-        <w:color w:val="FFFFFF" w:themeColor="background1"/>
+        <w:color w:val="FFFFFF"/>
       </w:rPr>
       <w:tblPr/>
       <w:tcPr>
@@ -22895,7 +22895,7 @@
         <w:bCs/>
         <w:i w:val="0"/>
         <w:iCs w:val="0"/>
-        <w:color w:val="FFFFFF" w:themeColor="background1"/>
+        <w:color w:val="FFFFFF"/>
       </w:rPr>
       <w:tblPr/>
       <w:tcPr>
@@ -22968,7 +22968,7 @@
         <w:bCs/>
         <w:i w:val="0"/>
         <w:iCs w:val="0"/>
-        <w:color w:val="FFFFFF" w:themeColor="background1"/>
+        <w:color w:val="FFFFFF"/>
       </w:rPr>
       <w:tblPr/>
       <w:tcPr>
@@ -22989,7 +22989,7 @@
         <w:bCs/>
         <w:i w:val="0"/>
         <w:iCs w:val="0"/>
-        <w:color w:val="FFFFFF" w:themeColor="background1"/>
+        <w:color w:val="FFFFFF"/>
       </w:rPr>
       <w:tblPr/>
       <w:tcPr>
@@ -23010,7 +23010,7 @@
         <w:bCs/>
         <w:i w:val="0"/>
         <w:iCs w:val="0"/>
-        <w:color w:val="FFFFFF" w:themeColor="background1"/>
+        <w:color w:val="FFFFFF"/>
       </w:rPr>
       <w:tblPr/>
       <w:tcPr>
@@ -23029,7 +23029,7 @@
         <w:bCs/>
         <w:i w:val="0"/>
         <w:iCs w:val="0"/>
-        <w:color w:val="FFFFFF" w:themeColor="background1"/>
+        <w:color w:val="FFFFFF"/>
       </w:rPr>
       <w:tblPr/>
       <w:tcPr>
@@ -23102,7 +23102,7 @@
         <w:bCs/>
         <w:i w:val="0"/>
         <w:iCs w:val="0"/>
-        <w:color w:val="FFFFFF" w:themeColor="background1"/>
+        <w:color w:val="FFFFFF"/>
       </w:rPr>
       <w:tblPr/>
       <w:tcPr>
@@ -23123,7 +23123,7 @@
         <w:bCs/>
         <w:i w:val="0"/>
         <w:iCs w:val="0"/>
-        <w:color w:val="FFFFFF" w:themeColor="background1"/>
+        <w:color w:val="FFFFFF"/>
       </w:rPr>
       <w:tblPr/>
       <w:tcPr>
@@ -23144,7 +23144,7 @@
         <w:bCs/>
         <w:i w:val="0"/>
         <w:iCs w:val="0"/>
-        <w:color w:val="FFFFFF" w:themeColor="background1"/>
+        <w:color w:val="FFFFFF"/>
       </w:rPr>
       <w:tblPr/>
       <w:tcPr>
@@ -23163,7 +23163,7 @@
         <w:bCs/>
         <w:i w:val="0"/>
         <w:iCs w:val="0"/>
-        <w:color w:val="FFFFFF" w:themeColor="background1"/>
+        <w:color w:val="FFFFFF"/>
       </w:rPr>
       <w:tblPr/>
       <w:tcPr>
@@ -23216,7 +23216,7 @@
       <w:spacing w:after="0" w:line="240" w:lineRule="auto"/>
     </w:pPr>
     <w:rPr>
-      <w:color w:val="FFFFFF" w:themeColor="background1"/>
+      <w:color w:val="FFFFFF"/>
     </w:rPr>
     <w:tblPr>
       <w:tblStyleRowBandSize w:val="1"/>
@@ -23323,7 +23323,7 @@
       <w:spacing w:after="0" w:line="240" w:lineRule="auto"/>
     </w:pPr>
     <w:rPr>
-      <w:color w:val="FFFFFF" w:themeColor="background1"/>
+      <w:color w:val="FFFFFF"/>
     </w:rPr>
     <w:tblPr>
       <w:tblStyleRowBandSize w:val="1"/>
@@ -23430,7 +23430,7 @@
       <w:spacing w:after="0" w:line="240" w:lineRule="auto"/>
     </w:pPr>
     <w:rPr>
-      <w:color w:val="FFFFFF" w:themeColor="background1"/>
+      <w:color w:val="FFFFFF"/>
     </w:rPr>
     <w:tblPr>
       <w:tblStyleRowBandSize w:val="1"/>
@@ -23537,7 +23537,7 @@
       <w:spacing w:after="0" w:line="240" w:lineRule="auto"/>
     </w:pPr>
     <w:rPr>
-      <w:color w:val="FFFFFF" w:themeColor="background1"/>
+      <w:color w:val="FFFFFF"/>
     </w:rPr>
     <w:tblPr>
       <w:tblStyleRowBandSize w:val="1"/>
@@ -23644,7 +23644,7 @@
       <w:spacing w:after="0" w:line="240" w:lineRule="auto"/>
     </w:pPr>
     <w:rPr>
-      <w:color w:val="FFFFFF" w:themeColor="background1"/>
+      <w:color w:val="FFFFFF"/>
     </w:rPr>
     <w:tblPr>
       <w:tblStyleRowBandSize w:val="1"/>
@@ -23751,7 +23751,7 @@
       <w:spacing w:after="0" w:line="240" w:lineRule="auto"/>
     </w:pPr>
     <w:rPr>
-      <w:color w:val="FFFFFF" w:themeColor="background1"/>
+      <w:color w:val="FFFFFF"/>
     </w:rPr>
     <w:tblPr>
       <w:tblStyleRowBandSize w:val="1"/>
@@ -23858,7 +23858,7 @@
       <w:spacing w:after="0" w:line="240" w:lineRule="auto"/>
     </w:pPr>
     <w:rPr>
-      <w:color w:val="FFFFFF" w:themeColor="background1"/>
+      <w:color w:val="FFFFFF"/>
     </w:rPr>
     <w:tblPr>
       <w:tblStyleRowBandSize w:val="1"/>
@@ -23965,7 +23965,7 @@
       <w:spacing w:after="0" w:line="240" w:lineRule="auto"/>
     </w:pPr>
     <w:rPr>
-      <w:color w:val="000000" w:themeColor="text1"/>
+      <w:color w:val="000000"/>
     </w:rPr>
     <w:tblPr>
       <w:tblStyleRowBandSize w:val="1"/>
@@ -24004,7 +24004,7 @@
       <w:rPr>
         <w:b/>
         <w:bCs/>
-        <w:color w:val="FFFFFF" w:themeColor="background1"/>
+        <w:color w:val="FFFFFF"/>
       </w:rPr>
       <w:tblPr/>
       <w:tcPr>
@@ -24016,7 +24016,7 @@
     </w:tblStylePr>
     <w:tblStylePr w:type="firstCol">
       <w:rPr>
-        <w:color w:val="FFFFFF" w:themeColor="background1"/>
+        <w:color w:val="FFFFFF"/>
       </w:rPr>
       <w:tblPr/>
       <w:tcPr>
@@ -24033,7 +24033,7 @@
     </w:tblStylePr>
     <w:tblStylePr w:type="lastCol">
       <w:rPr>
-        <w:color w:val="FFFFFF" w:themeColor="background1"/>
+        <w:color w:val="FFFFFF"/>
       </w:rPr>
       <w:tblPr/>
       <w:tcPr>
@@ -24062,12 +24062,12 @@
     </w:tblStylePr>
     <w:tblStylePr w:type="neCell">
       <w:rPr>
-        <w:color w:val="000000" w:themeColor="text1"/>
+        <w:color w:val="000000"/>
       </w:rPr>
     </w:tblStylePr>
     <w:tblStylePr w:type="nwCell">
       <w:rPr>
-        <w:color w:val="000000" w:themeColor="text1"/>
+        <w:color w:val="000000"/>
       </w:rPr>
     </w:tblStylePr>
   </w:style>
@@ -24080,7 +24080,7 @@
       <w:spacing w:after="0" w:line="240" w:lineRule="auto"/>
     </w:pPr>
     <w:rPr>
-      <w:color w:val="000000" w:themeColor="text1"/>
+      <w:color w:val="000000"/>
     </w:rPr>
     <w:tblPr>
       <w:tblStyleRowBandSize w:val="1"/>
@@ -24119,7 +24119,7 @@
       <w:rPr>
         <w:b/>
         <w:bCs/>
-        <w:color w:val="FFFFFF" w:themeColor="background1"/>
+        <w:color w:val="FFFFFF"/>
       </w:rPr>
       <w:tblPr/>
       <w:tcPr>
@@ -24131,7 +24131,7 @@
     </w:tblStylePr>
     <w:tblStylePr w:type="firstCol">
       <w:rPr>
-        <w:color w:val="FFFFFF" w:themeColor="background1"/>
+        <w:color w:val="FFFFFF"/>
       </w:rPr>
       <w:tblPr/>
       <w:tcPr>
@@ -24148,7 +24148,7 @@
     </w:tblStylePr>
     <w:tblStylePr w:type="lastCol">
       <w:rPr>
-        <w:color w:val="FFFFFF" w:themeColor="background1"/>
+        <w:color w:val="FFFFFF"/>
       </w:rPr>
       <w:tblPr/>
       <w:tcPr>
@@ -24177,12 +24177,12 @@
     </w:tblStylePr>
     <w:tblStylePr w:type="neCell">
       <w:rPr>
-        <w:color w:val="000000" w:themeColor="text1"/>
+        <w:color w:val="000000"/>
       </w:rPr>
     </w:tblStylePr>
     <w:tblStylePr w:type="nwCell">
       <w:rPr>
-        <w:color w:val="000000" w:themeColor="text1"/>
+        <w:color w:val="000000"/>
       </w:rPr>
     </w:tblStylePr>
   </w:style>
@@ -24195,7 +24195,7 @@
       <w:spacing w:after="0" w:line="240" w:lineRule="auto"/>
     </w:pPr>
     <w:rPr>
-      <w:color w:val="000000" w:themeColor="text1"/>
+      <w:color w:val="000000"/>
     </w:rPr>
     <w:tblPr>
       <w:tblStyleRowBandSize w:val="1"/>
@@ -24234,7 +24234,7 @@
       <w:rPr>
         <w:b/>
         <w:bCs/>
-        <w:color w:val="FFFFFF" w:themeColor="background1"/>
+        <w:color w:val="FFFFFF"/>
       </w:rPr>
       <w:tblPr/>
       <w:tcPr>
@@ -24246,7 +24246,7 @@
     </w:tblStylePr>
     <w:tblStylePr w:type="firstCol">
       <w:rPr>
-        <w:color w:val="FFFFFF" w:themeColor="background1"/>
+        <w:color w:val="FFFFFF"/>
       </w:rPr>
       <w:tblPr/>
       <w:tcPr>
@@ -24263,7 +24263,7 @@
     </w:tblStylePr>
     <w:tblStylePr w:type="lastCol">
       <w:rPr>
-        <w:color w:val="FFFFFF" w:themeColor="background1"/>
+        <w:color w:val="FFFFFF"/>
       </w:rPr>
       <w:tblPr/>
       <w:tcPr>
@@ -24292,12 +24292,12 @@
     </w:tblStylePr>
     <w:tblStylePr w:type="neCell">
       <w:rPr>
-        <w:color w:val="000000" w:themeColor="text1"/>
+        <w:color w:val="000000"/>
       </w:rPr>
     </w:tblStylePr>
     <w:tblStylePr w:type="nwCell">
       <w:rPr>
-        <w:color w:val="000000" w:themeColor="text1"/>
+        <w:color w:val="000000"/>
       </w:rPr>
     </w:tblStylePr>
   </w:style>
@@ -24310,7 +24310,7 @@
       <w:spacing w:after="0" w:line="240" w:lineRule="auto"/>
     </w:pPr>
     <w:rPr>
-      <w:color w:val="000000" w:themeColor="text1"/>
+      <w:color w:val="000000"/>
     </w:rPr>
     <w:tblPr>
       <w:tblStyleRowBandSize w:val="1"/>
@@ -24349,7 +24349,7 @@
       <w:rPr>
         <w:b/>
         <w:bCs/>
-        <w:color w:val="FFFFFF" w:themeColor="background1"/>
+        <w:color w:val="FFFFFF"/>
       </w:rPr>
       <w:tblPr/>
       <w:tcPr>
@@ -24361,7 +24361,7 @@
     </w:tblStylePr>
     <w:tblStylePr w:type="firstCol">
       <w:rPr>
-        <w:color w:val="FFFFFF" w:themeColor="background1"/>
+        <w:color w:val="FFFFFF"/>
       </w:rPr>
       <w:tblPr/>
       <w:tcPr>
@@ -24378,7 +24378,7 @@
     </w:tblStylePr>
     <w:tblStylePr w:type="lastCol">
       <w:rPr>
-        <w:color w:val="FFFFFF" w:themeColor="background1"/>
+        <w:color w:val="FFFFFF"/>
       </w:rPr>
       <w:tblPr/>
       <w:tcPr>
@@ -24415,7 +24415,7 @@
       <w:spacing w:after="0" w:line="240" w:lineRule="auto"/>
     </w:pPr>
     <w:rPr>
-      <w:color w:val="000000" w:themeColor="text1"/>
+      <w:color w:val="000000"/>
     </w:rPr>
     <w:tblPr>
       <w:tblStyleRowBandSize w:val="1"/>
@@ -24454,7 +24454,7 @@
       <w:rPr>
         <w:b/>
         <w:bCs/>
-        <w:color w:val="FFFFFF" w:themeColor="background1"/>
+        <w:color w:val="FFFFFF"/>
       </w:rPr>
       <w:tblPr/>
       <w:tcPr>
@@ -24466,7 +24466,7 @@
     </w:tblStylePr>
     <w:tblStylePr w:type="firstCol">
       <w:rPr>
-        <w:color w:val="FFFFFF" w:themeColor="background1"/>
+        <w:color w:val="FFFFFF"/>
       </w:rPr>
       <w:tblPr/>
       <w:tcPr>
@@ -24483,7 +24483,7 @@
     </w:tblStylePr>
     <w:tblStylePr w:type="lastCol">
       <w:rPr>
-        <w:color w:val="FFFFFF" w:themeColor="background1"/>
+        <w:color w:val="FFFFFF"/>
       </w:rPr>
       <w:tblPr/>
       <w:tcPr>
@@ -24512,12 +24512,12 @@
     </w:tblStylePr>
     <w:tblStylePr w:type="neCell">
       <w:rPr>
-        <w:color w:val="000000" w:themeColor="text1"/>
+        <w:color w:val="000000"/>
       </w:rPr>
     </w:tblStylePr>
     <w:tblStylePr w:type="nwCell">
       <w:rPr>
-        <w:color w:val="000000" w:themeColor="text1"/>
+        <w:color w:val="000000"/>
       </w:rPr>
     </w:tblStylePr>
   </w:style>
@@ -24530,7 +24530,7 @@
       <w:spacing w:after="0" w:line="240" w:lineRule="auto"/>
     </w:pPr>
     <w:rPr>
-      <w:color w:val="000000" w:themeColor="text1"/>
+      <w:color w:val="000000"/>
     </w:rPr>
     <w:tblPr>
       <w:tblStyleRowBandSize w:val="1"/>
@@ -24569,7 +24569,7 @@
       <w:rPr>
         <w:b/>
         <w:bCs/>
-        <w:color w:val="FFFFFF" w:themeColor="background1"/>
+        <w:color w:val="FFFFFF"/>
       </w:rPr>
       <w:tblPr/>
       <w:tcPr>
@@ -24581,7 +24581,7 @@
     </w:tblStylePr>
     <w:tblStylePr w:type="firstCol">
       <w:rPr>
-        <w:color w:val="FFFFFF" w:themeColor="background1"/>
+        <w:color w:val="FFFFFF"/>
       </w:rPr>
       <w:tblPr/>
       <w:tcPr>
@@ -24598,7 +24598,7 @@
     </w:tblStylePr>
     <w:tblStylePr w:type="lastCol">
       <w:rPr>
-        <w:color w:val="FFFFFF" w:themeColor="background1"/>
+        <w:color w:val="FFFFFF"/>
       </w:rPr>
       <w:tblPr/>
       <w:tcPr>
@@ -24627,12 +24627,12 @@
     </w:tblStylePr>
     <w:tblStylePr w:type="neCell">
       <w:rPr>
-        <w:color w:val="000000" w:themeColor="text1"/>
+        <w:color w:val="000000"/>
       </w:rPr>
     </w:tblStylePr>
     <w:tblStylePr w:type="nwCell">
       <w:rPr>
-        <w:color w:val="000000" w:themeColor="text1"/>
+        <w:color w:val="000000"/>
       </w:rPr>
     </w:tblStylePr>
   </w:style>
@@ -24645,7 +24645,7 @@
       <w:spacing w:after="0" w:line="240" w:lineRule="auto"/>
     </w:pPr>
     <w:rPr>
-      <w:color w:val="000000" w:themeColor="text1"/>
+      <w:color w:val="000000"/>
     </w:rPr>
     <w:tblPr>
       <w:tblStyleRowBandSize w:val="1"/>
@@ -24684,7 +24684,7 @@
       <w:rPr>
         <w:b/>
         <w:bCs/>
-        <w:color w:val="FFFFFF" w:themeColor="background1"/>
+        <w:color w:val="FFFFFF"/>
       </w:rPr>
       <w:tblPr/>
       <w:tcPr>
@@ -24696,7 +24696,7 @@
     </w:tblStylePr>
     <w:tblStylePr w:type="firstCol">
       <w:rPr>
-        <w:color w:val="FFFFFF" w:themeColor="background1"/>
+        <w:color w:val="FFFFFF"/>
       </w:rPr>
       <w:tblPr/>
       <w:tcPr>
@@ -24713,7 +24713,7 @@
     </w:tblStylePr>
     <w:tblStylePr w:type="lastCol">
       <w:rPr>
-        <w:color w:val="FFFFFF" w:themeColor="background1"/>
+        <w:color w:val="FFFFFF"/>
       </w:rPr>
       <w:tblPr/>
       <w:tcPr>
@@ -24742,12 +24742,12 @@
     </w:tblStylePr>
     <w:tblStylePr w:type="neCell">
       <w:rPr>
-        <w:color w:val="000000" w:themeColor="text1"/>
+        <w:color w:val="000000"/>
       </w:rPr>
     </w:tblStylePr>
     <w:tblStylePr w:type="nwCell">
       <w:rPr>
-        <w:color w:val="000000" w:themeColor="text1"/>
+        <w:color w:val="000000"/>
       </w:rPr>
     </w:tblStylePr>
   </w:style>
@@ -24760,7 +24760,7 @@
       <w:spacing w:after="0" w:line="240" w:lineRule="auto"/>
     </w:pPr>
     <w:rPr>
-      <w:color w:val="000000" w:themeColor="text1"/>
+      <w:color w:val="000000"/>
     </w:rPr>
     <w:tblPr>
       <w:tblStyleRowBandSize w:val="1"/>
@@ -24773,7 +24773,7 @@
       <w:rPr>
         <w:b/>
         <w:bCs/>
-        <w:color w:val="FFFFFF" w:themeColor="background1"/>
+        <w:color w:val="FFFFFF"/>
       </w:rPr>
       <w:tblPr/>
       <w:tcPr>
@@ -24787,7 +24787,7 @@
       <w:rPr>
         <w:b/>
         <w:bCs/>
-        <w:color w:val="9E3A38" w:themeColor="accent2" w:themeShade="CC"/>
+        <w:color w:val="000000"/>
       </w:rPr>
       <w:tblPr/>
       <w:tcPr>
@@ -24839,7 +24839,7 @@
       <w:spacing w:after="0" w:line="240" w:lineRule="auto"/>
     </w:pPr>
     <w:rPr>
-      <w:color w:val="000000" w:themeColor="text1"/>
+      <w:color w:val="000000"/>
     </w:rPr>
     <w:tblPr>
       <w:tblStyleRowBandSize w:val="1"/>
@@ -24852,7 +24852,7 @@
       <w:rPr>
         <w:b/>
         <w:bCs/>
-        <w:color w:val="FFFFFF" w:themeColor="background1"/>
+        <w:color w:val="FFFFFF"/>
       </w:rPr>
       <w:tblPr/>
       <w:tcPr>
@@ -24866,7 +24866,7 @@
       <w:rPr>
         <w:b/>
         <w:bCs/>
-        <w:color w:val="9E3A38" w:themeColor="accent2" w:themeShade="CC"/>
+        <w:color w:val="000000"/>
       </w:rPr>
       <w:tblPr/>
       <w:tcPr>
@@ -24918,7 +24918,7 @@
       <w:spacing w:after="0" w:line="240" w:lineRule="auto"/>
     </w:pPr>
     <w:rPr>
-      <w:color w:val="000000" w:themeColor="text1"/>
+      <w:color w:val="000000"/>
     </w:rPr>
     <w:tblPr>
       <w:tblStyleRowBandSize w:val="1"/>
@@ -24931,7 +24931,7 @@
       <w:rPr>
         <w:b/>
         <w:bCs/>
-        <w:color w:val="FFFFFF" w:themeColor="background1"/>
+        <w:color w:val="FFFFFF"/>
       </w:rPr>
       <w:tblPr/>
       <w:tcPr>
@@ -24945,7 +24945,7 @@
       <w:rPr>
         <w:b/>
         <w:bCs/>
-        <w:color w:val="9E3A38" w:themeColor="accent2" w:themeShade="CC"/>
+        <w:color w:val="000000"/>
       </w:rPr>
       <w:tblPr/>
       <w:tcPr>
@@ -24997,7 +24997,7 @@
       <w:spacing w:after="0" w:line="240" w:lineRule="auto"/>
     </w:pPr>
     <w:rPr>
-      <w:color w:val="000000" w:themeColor="text1"/>
+      <w:color w:val="000000"/>
     </w:rPr>
     <w:tblPr>
       <w:tblStyleRowBandSize w:val="1"/>
@@ -25010,7 +25010,7 @@
       <w:rPr>
         <w:b/>
         <w:bCs/>
-        <w:color w:val="FFFFFF" w:themeColor="background1"/>
+        <w:color w:val="FFFFFF"/>
       </w:rPr>
       <w:tblPr/>
       <w:tcPr>
@@ -25024,7 +25024,7 @@
       <w:rPr>
         <w:b/>
         <w:bCs/>
-        <w:color w:val="664E82" w:themeColor="accent4" w:themeShade="CC"/>
+        <w:color w:val="000000"/>
       </w:rPr>
       <w:tblPr/>
       <w:tcPr>
@@ -25076,7 +25076,7 @@
       <w:spacing w:after="0" w:line="240" w:lineRule="auto"/>
     </w:pPr>
     <w:rPr>
-      <w:color w:val="000000" w:themeColor="text1"/>
+      <w:color w:val="000000"/>
     </w:rPr>
     <w:tblPr>
       <w:tblStyleRowBandSize w:val="1"/>
@@ -25089,7 +25089,7 @@
       <w:rPr>
         <w:b/>
         <w:bCs/>
-        <w:color w:val="FFFFFF" w:themeColor="background1"/>
+        <w:color w:val="FFFFFF"/>
       </w:rPr>
       <w:tblPr/>
       <w:tcPr>
@@ -25103,7 +25103,7 @@
       <w:rPr>
         <w:b/>
         <w:bCs/>
-        <w:color w:val="7E9C40" w:themeColor="accent3" w:themeShade="CC"/>
+        <w:color w:val="000000"/>
       </w:rPr>
       <w:tblPr/>
       <w:tcPr>
@@ -25155,7 +25155,7 @@
       <w:spacing w:after="0" w:line="240" w:lineRule="auto"/>
     </w:pPr>
     <w:rPr>
-      <w:color w:val="000000" w:themeColor="text1"/>
+      <w:color w:val="000000"/>
     </w:rPr>
     <w:tblPr>
       <w:tblStyleRowBandSize w:val="1"/>
@@ -25168,7 +25168,7 @@
       <w:rPr>
         <w:b/>
         <w:bCs/>
-        <w:color w:val="FFFFFF" w:themeColor="background1"/>
+        <w:color w:val="FFFFFF"/>
       </w:rPr>
       <w:tblPr/>
       <w:tcPr>
@@ -25182,7 +25182,7 @@
       <w:rPr>
         <w:b/>
         <w:bCs/>
-        <w:color w:val="F2730A" w:themeColor="accent6" w:themeShade="CC"/>
+        <w:color w:val="000000"/>
       </w:rPr>
       <w:tblPr/>
       <w:tcPr>
@@ -25234,7 +25234,7 @@
       <w:spacing w:after="0" w:line="240" w:lineRule="auto"/>
     </w:pPr>
     <w:rPr>
-      <w:color w:val="000000" w:themeColor="text1"/>
+      <w:color w:val="000000"/>
     </w:rPr>
     <w:tblPr>
       <w:tblStyleRowBandSize w:val="1"/>
@@ -25247,7 +25247,7 @@
       <w:rPr>
         <w:b/>
         <w:bCs/>
-        <w:color w:val="FFFFFF" w:themeColor="background1"/>
+        <w:color w:val="FFFFFF"/>
       </w:rPr>
       <w:tblPr/>
       <w:tcPr>
@@ -25261,7 +25261,7 @@
       <w:rPr>
         <w:b/>
         <w:bCs/>
-        <w:color w:val="348DA5" w:themeColor="accent5" w:themeShade="CC"/>
+        <w:color w:val="000000"/>
       </w:rPr>
       <w:tblPr/>
       <w:tcPr>
@@ -25313,7 +25313,7 @@
       <w:spacing w:after="0" w:line="240" w:lineRule="auto"/>
     </w:pPr>
     <w:rPr>
-      <w:color w:val="000000" w:themeColor="text1"/>
+      <w:color w:val="000000"/>
     </w:rPr>
     <w:tblPr>
       <w:tblStyleRowBandSize w:val="1"/>
@@ -25339,7 +25339,7 @@
       <w:rPr>
         <w:b/>
         <w:bCs/>
-        <w:color w:val="000000" w:themeColor="text1"/>
+        <w:color w:val="000000"/>
       </w:rPr>
       <w:tblPr/>
       <w:tcPr>
@@ -25348,7 +25348,7 @@
     </w:tblStylePr>
     <w:tblStylePr w:type="firstCol">
       <w:rPr>
-        <w:color w:val="FFFFFF" w:themeColor="background1"/>
+        <w:color w:val="FFFFFF"/>
       </w:rPr>
       <w:tblPr/>
       <w:tcPr>
@@ -25357,7 +25357,7 @@
     </w:tblStylePr>
     <w:tblStylePr w:type="lastCol">
       <w:rPr>
-        <w:color w:val="FFFFFF" w:themeColor="background1"/>
+        <w:color w:val="FFFFFF"/>
       </w:rPr>
       <w:tblPr/>
       <w:tcPr>
@@ -25386,7 +25386,7 @@
       <w:spacing w:after="0" w:line="240" w:lineRule="auto"/>
     </w:pPr>
     <w:rPr>
-      <w:color w:val="000000" w:themeColor="text1"/>
+      <w:color w:val="000000"/>
     </w:rPr>
     <w:tblPr>
       <w:tblStyleRowBandSize w:val="1"/>
@@ -25412,7 +25412,7 @@
       <w:rPr>
         <w:b/>
         <w:bCs/>
-        <w:color w:val="000000" w:themeColor="text1"/>
+        <w:color w:val="000000"/>
       </w:rPr>
       <w:tblPr/>
       <w:tcPr>
@@ -25421,7 +25421,7 @@
     </w:tblStylePr>
     <w:tblStylePr w:type="firstCol">
       <w:rPr>
-        <w:color w:val="FFFFFF" w:themeColor="background1"/>
+        <w:color w:val="FFFFFF"/>
       </w:rPr>
       <w:tblPr/>
       <w:tcPr>
@@ -25430,7 +25430,7 @@
     </w:tblStylePr>
     <w:tblStylePr w:type="lastCol">
       <w:rPr>
-        <w:color w:val="FFFFFF" w:themeColor="background1"/>
+        <w:color w:val="FFFFFF"/>
       </w:rPr>
       <w:tblPr/>
       <w:tcPr>
@@ -25459,7 +25459,7 @@
       <w:spacing w:after="0" w:line="240" w:lineRule="auto"/>
     </w:pPr>
     <w:rPr>
-      <w:color w:val="000000" w:themeColor="text1"/>
+      <w:color w:val="000000"/>
     </w:rPr>
     <w:tblPr>
       <w:tblStyleRowBandSize w:val="1"/>
@@ -25485,7 +25485,7 @@
       <w:rPr>
         <w:b/>
         <w:bCs/>
-        <w:color w:val="000000" w:themeColor="text1"/>
+        <w:color w:val="000000"/>
       </w:rPr>
       <w:tblPr/>
       <w:tcPr>
@@ -25494,7 +25494,7 @@
     </w:tblStylePr>
     <w:tblStylePr w:type="firstCol">
       <w:rPr>
-        <w:color w:val="FFFFFF" w:themeColor="background1"/>
+        <w:color w:val="FFFFFF"/>
       </w:rPr>
       <w:tblPr/>
       <w:tcPr>
@@ -25503,7 +25503,7 @@
     </w:tblStylePr>
     <w:tblStylePr w:type="lastCol">
       <w:rPr>
-        <w:color w:val="FFFFFF" w:themeColor="background1"/>
+        <w:color w:val="FFFFFF"/>
       </w:rPr>
       <w:tblPr/>
       <w:tcPr>
@@ -25532,7 +25532,7 @@
       <w:spacing w:after="0" w:line="240" w:lineRule="auto"/>
     </w:pPr>
     <w:rPr>
-      <w:color w:val="000000" w:themeColor="text1"/>
+      <w:color w:val="000000"/>
     </w:rPr>
     <w:tblPr>
       <w:tblStyleRowBandSize w:val="1"/>
@@ -25558,7 +25558,7 @@
       <w:rPr>
         <w:b/>
         <w:bCs/>
-        <w:color w:val="000000" w:themeColor="text1"/>
+        <w:color w:val="000000"/>
       </w:rPr>
       <w:tblPr/>
       <w:tcPr>
@@ -25567,7 +25567,7 @@
     </w:tblStylePr>
     <w:tblStylePr w:type="firstCol">
       <w:rPr>
-        <w:color w:val="FFFFFF" w:themeColor="background1"/>
+        <w:color w:val="FFFFFF"/>
       </w:rPr>
       <w:tblPr/>
       <w:tcPr>
@@ -25576,7 +25576,7 @@
     </w:tblStylePr>
     <w:tblStylePr w:type="lastCol">
       <w:rPr>
-        <w:color w:val="FFFFFF" w:themeColor="background1"/>
+        <w:color w:val="FFFFFF"/>
       </w:rPr>
       <w:tblPr/>
       <w:tcPr>
@@ -25605,7 +25605,7 @@
       <w:spacing w:after="0" w:line="240" w:lineRule="auto"/>
     </w:pPr>
     <w:rPr>
-      <w:color w:val="000000" w:themeColor="text1"/>
+      <w:color w:val="000000"/>
     </w:rPr>
     <w:tblPr>
       <w:tblStyleRowBandSize w:val="1"/>
@@ -25631,7 +25631,7 @@
       <w:rPr>
         <w:b/>
         <w:bCs/>
-        <w:color w:val="000000" w:themeColor="text1"/>
+        <w:color w:val="000000"/>
       </w:rPr>
       <w:tblPr/>
       <w:tcPr>
@@ -25640,7 +25640,7 @@
     </w:tblStylePr>
     <w:tblStylePr w:type="firstCol">
       <w:rPr>
-        <w:color w:val="FFFFFF" w:themeColor="background1"/>
+        <w:color w:val="FFFFFF"/>
       </w:rPr>
       <w:tblPr/>
       <w:tcPr>
@@ -25649,7 +25649,7 @@
     </w:tblStylePr>
     <w:tblStylePr w:type="lastCol">
       <w:rPr>
-        <w:color w:val="FFFFFF" w:themeColor="background1"/>
+        <w:color w:val="FFFFFF"/>
       </w:rPr>
       <w:tblPr/>
       <w:tcPr>
@@ -25678,7 +25678,7 @@
       <w:spacing w:after="0" w:line="240" w:lineRule="auto"/>
     </w:pPr>
     <w:rPr>
-      <w:color w:val="000000" w:themeColor="text1"/>
+      <w:color w:val="000000"/>
     </w:rPr>
     <w:tblPr>
       <w:tblStyleRowBandSize w:val="1"/>
@@ -25704,7 +25704,7 @@
       <w:rPr>
         <w:b/>
         <w:bCs/>
-        <w:color w:val="000000" w:themeColor="text1"/>
+        <w:color w:val="000000"/>
       </w:rPr>
       <w:tblPr/>
       <w:tcPr>
@@ -25713,7 +25713,7 @@
     </w:tblStylePr>
     <w:tblStylePr w:type="firstCol">
       <w:rPr>
-        <w:color w:val="FFFFFF" w:themeColor="background1"/>
+        <w:color w:val="FFFFFF"/>
       </w:rPr>
       <w:tblPr/>
       <w:tcPr>
@@ -25722,7 +25722,7 @@
     </w:tblStylePr>
     <w:tblStylePr w:type="lastCol">
       <w:rPr>
-        <w:color w:val="FFFFFF" w:themeColor="background1"/>
+        <w:color w:val="FFFFFF"/>
       </w:rPr>
       <w:tblPr/>
       <w:tcPr>
@@ -25751,7 +25751,7 @@
       <w:spacing w:after="0" w:line="240" w:lineRule="auto"/>
     </w:pPr>
     <w:rPr>
-      <w:color w:val="000000" w:themeColor="text1"/>
+      <w:color w:val="000000"/>
     </w:rPr>
     <w:tblPr>
       <w:tblStyleRowBandSize w:val="1"/>
@@ -25777,7 +25777,7 @@
       <w:rPr>
         <w:b/>
         <w:bCs/>
-        <w:color w:val="000000" w:themeColor="text1"/>
+        <w:color w:val="000000"/>
       </w:rPr>
       <w:tblPr/>
       <w:tcPr>
@@ -25786,7 +25786,7 @@
     </w:tblStylePr>
     <w:tblStylePr w:type="firstCol">
       <w:rPr>
-        <w:color w:val="FFFFFF" w:themeColor="background1"/>
+        <w:color w:val="FFFFFF"/>
       </w:rPr>
       <w:tblPr/>
       <w:tcPr>
@@ -25795,7 +25795,7 @@
     </w:tblStylePr>
     <w:tblStylePr w:type="lastCol">
       <w:rPr>
-        <w:color w:val="FFFFFF" w:themeColor="background1"/>
+        <w:color w:val="FFFFFF"/>
       </w:rPr>
       <w:tblPr/>
       <w:tcPr>
@@ -25847,7 +25847,7 @@
     <w:unhideWhenUsed/>
     <w:rsid w:val="00EE436E"/>
     <w:rPr>
-      <w:color w:val="0000FF" w:themeColor="hyperlink"/>
+      <w:color w:val="000000"/>
       <w:u w:val="single"/>
     </w:rPr>
   </w:style>
